--- a/2. Data Collection and Preprocessing Phase/Data Quality Report by SWTID1749709268.docx
+++ b/2. Data Collection and Preprocessing Phase/Data Quality Report by SWTID1749709268.docx
@@ -720,7 +720,7 @@
             <w:tcBorders>
               <w:top w:val="single" w:sz="4" w:space="0" w:color="000000"/>
               <w:left w:val="single" w:sz="4" w:space="0" w:color="000000"/>
-              <w:bottom w:val="single" w:sz="4" w:space="0" w:color="000000"/>
+              <w:bottom w:val="nil"/>
               <w:right w:val="single" w:sz="4" w:space="0" w:color="000000"/>
             </w:tcBorders>
             <w:tcMar>
@@ -741,14 +741,6 @@
                 <w:szCs w:val="24"/>
               </w:rPr>
             </w:pPr>
-            <w:r>
-              <w:rPr>
-                <w:rFonts w:ascii="Times New Roman" w:eastAsia="Times New Roman" w:hAnsi="Times New Roman" w:cs="Times New Roman"/>
-                <w:sz w:val="24"/>
-                <w:szCs w:val="24"/>
-              </w:rPr>
-              <w:t>-</w:t>
-            </w:r>
           </w:p>
         </w:tc>
       </w:tr>
@@ -840,13 +832,23 @@
                 <w:lang w:val="en-IN"/>
               </w:rPr>
             </w:pPr>
-            <w:r>
-              <w:rPr>
-                <w:rFonts w:ascii="Times New Roman" w:eastAsia="Times New Roman" w:hAnsi="Times New Roman" w:cs="Times New Roman"/>
-                <w:sz w:val="24"/>
-                <w:szCs w:val="24"/>
-              </w:rPr>
-              <w:t>Eg:</w:t>
+            <w:proofErr w:type="spellStart"/>
+            <w:r>
+              <w:rPr>
+                <w:rFonts w:ascii="Times New Roman" w:eastAsia="Times New Roman" w:hAnsi="Times New Roman" w:cs="Times New Roman"/>
+                <w:sz w:val="24"/>
+                <w:szCs w:val="24"/>
+              </w:rPr>
+              <w:t>Eg</w:t>
+            </w:r>
+            <w:proofErr w:type="spellEnd"/>
+            <w:r>
+              <w:rPr>
+                <w:rFonts w:ascii="Times New Roman" w:eastAsia="Times New Roman" w:hAnsi="Times New Roman" w:cs="Times New Roman"/>
+                <w:sz w:val="24"/>
+                <w:szCs w:val="24"/>
+              </w:rPr>
+              <w:t>:</w:t>
             </w:r>
             <w:r>
               <w:rPr>
@@ -921,7 +923,7 @@
           <w:tcPr>
             <w:tcW w:w="3450" w:type="dxa"/>
             <w:tcBorders>
-              <w:top w:val="single" w:sz="4" w:space="0" w:color="000000"/>
+              <w:top w:val="nil"/>
               <w:left w:val="single" w:sz="4" w:space="0" w:color="000000"/>
               <w:bottom w:val="single" w:sz="4" w:space="0" w:color="000000"/>
               <w:right w:val="single" w:sz="4" w:space="0" w:color="000000"/>
@@ -932,7 +934,6 @@
               <w:bottom w:w="100" w:type="dxa"/>
               <w:right w:w="100" w:type="dxa"/>
             </w:tcMar>
-            <w:vAlign w:val="center"/>
           </w:tcPr>
           <w:p>
             <w:pPr>
@@ -950,7 +951,25 @@
                 <w:sz w:val="24"/>
                 <w:szCs w:val="24"/>
               </w:rPr>
-              <w:t xml:space="preserve">Encoding was done in the data. Also unnecessary features were dropped. </w:t>
+              <w:t xml:space="preserve">Encoding was done in the data. </w:t>
+            </w:r>
+            <w:proofErr w:type="gramStart"/>
+            <w:r>
+              <w:rPr>
+                <w:rFonts w:ascii="Times New Roman" w:eastAsia="Times New Roman" w:hAnsi="Times New Roman" w:cs="Times New Roman"/>
+                <w:sz w:val="24"/>
+                <w:szCs w:val="24"/>
+              </w:rPr>
+              <w:t>Also</w:t>
+            </w:r>
+            <w:proofErr w:type="gramEnd"/>
+            <w:r>
+              <w:rPr>
+                <w:rFonts w:ascii="Times New Roman" w:eastAsia="Times New Roman" w:hAnsi="Times New Roman" w:cs="Times New Roman"/>
+                <w:sz w:val="24"/>
+                <w:szCs w:val="24"/>
+              </w:rPr>
+              <w:t xml:space="preserve"> unnecessary features were dropped. </w:t>
             </w:r>
           </w:p>
         </w:tc>
